--- a/0_UI_Process/Stone_Application/PDF_Reference/template.docx
+++ b/0_UI_Process/Stone_Application/PDF_Reference/template.docx
@@ -221,26 +221,17 @@
           <w:rFonts w:ascii="Arial" w:hAnsi="Arial" w:cs="Arial"/>
           <w:sz w:val="26"/>
           <w:szCs w:val="26"/>
-          <w:lang w:val="vi-VN"/>
-        </w:rPr>
-        <w:t>{{Rea</w:t>
+        </w:rPr>
+        <w:t>AIdudoan</w:t>
       </w:r>
       <w:r>
         <w:rPr>
           <w:rFonts w:ascii="Arial" w:hAnsi="Arial" w:cs="Arial"/>
           <w:sz w:val="26"/>
           <w:szCs w:val="26"/>
-        </w:rPr>
-        <w:t>l</w:t>
-      </w:r>
-      <w:r>
-        <w:rPr>
-          <w:rFonts w:ascii="Arial" w:hAnsi="Arial" w:cs="Arial"/>
-          <w:sz w:val="26"/>
-          <w:szCs w:val="26"/>
-          <w:lang w:val="vi-VN"/>
-        </w:rPr>
-        <w:t>_record}} kg</w:t>
+          <w:lang w:val="vi-VN"/>
+        </w:rPr>
+        <w:t xml:space="preserve"> kg</w:t>
       </w:r>
     </w:p>
     <w:p>
@@ -321,7 +312,7 @@
           <w:szCs w:val="26"/>
           <w:lang w:val="vi-VN"/>
         </w:rPr>
-        <w:t>{{Deviation}} % ({{Is_OK}</w:t>
+        <w:t>{{Deviation}} % (</w:t>
       </w:r>
       <w:r>
         <w:rPr>
@@ -329,7 +320,7 @@
           <w:sz w:val="26"/>
           <w:szCs w:val="26"/>
         </w:rPr>
-        <w:t>}</w:t>
+        <w:t xml:space="preserve">Dathaykhongdat </w:t>
       </w:r>
       <w:r>
         <w:rPr>
@@ -338,7 +329,7 @@
           <w:szCs w:val="26"/>
           <w:lang w:val="vi-VN"/>
         </w:rPr>
-        <w:t xml:space="preserve"> yêu cầu </w:t>
+        <w:t xml:space="preserve">yêu cầu </w:t>
       </w:r>
       <w:r>
         <w:rPr>

--- a/0_UI_Process/Stone_Application/PDF_Reference/template.docx
+++ b/0_UI_Process/Stone_Application/PDF_Reference/template.docx
@@ -375,7 +375,6 @@
           <w:rFonts w:ascii="Arial" w:hAnsi="Arial" w:cs="Arial"/>
           <w:sz w:val="26"/>
           <w:szCs w:val="26"/>
-          <w:lang w:val="vi-VN"/>
         </w:rPr>
       </w:pPr>
       <w:r>
@@ -399,6 +398,98 @@
             </a:graphic>
           </wp:inline>
         </w:drawing>
+      </w:r>
+    </w:p>
+    <w:p>
+      <w:pPr>
+        <w:pStyle w:val="ListParagraph"/>
+        <w:numPr>
+          <w:ilvl w:val="0"/>
+          <w:numId w:val="1"/>
+        </w:numPr>
+        <w:rPr>
+          <w:rFonts w:ascii="Arial" w:hAnsi="Arial" w:cs="Arial"/>
+          <w:sz w:val="26"/>
+          <w:szCs w:val="26"/>
+        </w:rPr>
+      </w:pPr>
+      <w:r>
+        <w:rPr>
+          <w:rFonts w:ascii="Arial" w:hAnsi="Arial" w:cs="Arial"/>
+          <w:sz w:val="26"/>
+          <w:szCs w:val="26"/>
+          <w:lang w:val="vi-VN"/>
+        </w:rPr>
+        <w:t>Tỉ lệ Mi sàng: {{LVQHMisang}}%</w:t>
+      </w:r>
+    </w:p>
+    <w:p>
+      <w:pPr>
+        <w:pStyle w:val="ListParagraph"/>
+        <w:numPr>
+          <w:ilvl w:val="0"/>
+          <w:numId w:val="1"/>
+        </w:numPr>
+        <w:rPr>
+          <w:rFonts w:ascii="Arial" w:hAnsi="Arial" w:cs="Arial"/>
+          <w:sz w:val="26"/>
+          <w:szCs w:val="26"/>
+        </w:rPr>
+      </w:pPr>
+      <w:r>
+        <w:rPr>
+          <w:rFonts w:ascii="Arial" w:hAnsi="Arial" w:cs="Arial"/>
+          <w:sz w:val="26"/>
+          <w:szCs w:val="26"/>
+          <w:lang w:val="vi-VN"/>
+        </w:rPr>
+        <w:t>Tỉ lệ 1x2: {{LVQH1x2}}%</w:t>
+      </w:r>
+    </w:p>
+    <w:p>
+      <w:pPr>
+        <w:pStyle w:val="ListParagraph"/>
+        <w:numPr>
+          <w:ilvl w:val="0"/>
+          <w:numId w:val="1"/>
+        </w:numPr>
+        <w:rPr>
+          <w:rFonts w:ascii="Arial" w:hAnsi="Arial" w:cs="Arial"/>
+          <w:sz w:val="26"/>
+          <w:szCs w:val="26"/>
+        </w:rPr>
+      </w:pPr>
+      <w:r>
+        <w:rPr>
+          <w:rFonts w:ascii="Arial" w:hAnsi="Arial" w:cs="Arial"/>
+          <w:sz w:val="26"/>
+          <w:szCs w:val="26"/>
+          <w:lang w:val="vi-VN"/>
+        </w:rPr>
+        <w:t>Tỉ lệ 2x4: {{LVQH2x4}}%</w:t>
+      </w:r>
+    </w:p>
+    <w:p>
+      <w:pPr>
+        <w:pStyle w:val="ListParagraph"/>
+        <w:numPr>
+          <w:ilvl w:val="0"/>
+          <w:numId w:val="1"/>
+        </w:numPr>
+        <w:rPr>
+          <w:rFonts w:ascii="Arial" w:hAnsi="Arial" w:cs="Arial"/>
+          <w:sz w:val="26"/>
+          <w:szCs w:val="26"/>
+        </w:rPr>
+      </w:pPr>
+      <w:r>
+        <w:rPr>
+          <w:rFonts w:ascii="Arial" w:hAnsi="Arial" w:cs="Arial"/>
+          <w:sz w:val="26"/>
+          <w:szCs w:val="26"/>
+          <w:lang w:val="vi-VN"/>
+        </w:rPr>
+        <w:t>Tỉ lệ 4x6: {{LVQH4x6}}%</w:t>
       </w:r>
     </w:p>
     <w:sectPr>
